--- a/IRB/Attachment_D_Expert_Accuracy_and_Completeness_Rubric.docx
+++ b/IRB/Attachment_D_Expert_Accuracy_and_Completeness_Rubric.docx
@@ -4,6 +4,7 @@
   <w:body>
     <w:p>
       <w:pPr>
+        <w:spacing w:before="40" w:after="120"/>
         <w:jc w:val="center"/>
       </w:pPr>
       <w:r>
@@ -14,67 +15,81 @@
           <w:caps w:val="true"/>
           <w:spacing w:val="60"/>
         </w:rPr>
-        <w:t>Mayo Clinic  ·  IRB 26-008664</w:t>
+        <w:t>Mayo Clinic   ·   IRB 26-008664</w:t>
       </w:r>
     </w:p>
     <w:p>
       <w:pPr>
+        <w:spacing w:before="200" w:after="200" w:line="240" w:lineRule="auto"/>
         <w:jc w:val="center"/>
+        <w:shd w:val="clear" w:color="auto" w:fill="1F4E79"/>
       </w:pPr>
       <w:r>
         <w:rPr>
           <w:b/>
-          <w:color w:val="1A1A1A"/>
-          <w:sz w:val="32"/>
+          <w:color w:val="FFFFFF"/>
+          <w:sz w:val="34"/>
         </w:rPr>
-        <w:t>Attachment D. Expert Accuracy and Completeness Rubric</w:t>
+        <w:t>Attachment D.  Expert Accuracy and Completeness Rubric</w:t>
       </w:r>
     </w:p>
     <w:p>
       <w:pPr>
+        <w:spacing w:before="160" w:after="40"/>
         <w:jc w:val="center"/>
       </w:pPr>
       <w:r>
         <w:rPr>
           <w:i/>
-          <w:color w:val="595959"/>
-          <w:sz w:val="21"/>
+          <w:color w:val="5A636E"/>
+          <w:sz w:val="20"/>
         </w:rPr>
         <w:t>Readability of Online Patient Education Materials for Pre-Procedure Cardiac CT, With an Artificial Intelligence Rewrite Arm and Lay Reader Assessment</w:t>
       </w:r>
     </w:p>
     <w:p>
       <w:pPr>
-        <w:spacing w:after="240"/>
+        <w:spacing w:before="0" w:after="240"/>
         <w:jc w:val="center"/>
-        <w:pBdr>
-          <w:bottom w:val="single" w:sz="6" w:space="8" w:color="1F4E79"/>
-        </w:pBdr>
       </w:pPr>
       <w:r>
         <w:rPr>
-          <w:color w:val="595959"/>
-          <w:sz w:val="21"/>
+          <w:color w:val="5A636E"/>
+          <w:sz w:val="19"/>
         </w:rPr>
         <w:t>Principal Investigator: Muhammad Naeem, MBBS, MD</w:t>
       </w:r>
     </w:p>
     <w:p>
+      <w:pPr>
+        <w:shd w:val="clear" w:color="auto" w:fill="EAF1F8"/>
+        <w:pBdr>
+          <w:left w:val="single" w:sz="24" w:space="10" w:color="1F4E79"/>
+        </w:pBdr>
+        <w:spacing w:before="120" w:after="200" w:line="269" w:lineRule="auto"/>
+      </w:pPr>
       <w:r>
         <w:rPr>
-          <w:b w:val="0"/>
-          <w:i w:val="0"/>
+          <w:color w:val="212A33"/>
+          <w:sz w:val="21"/>
         </w:rPr>
         <w:t>Completed by a subspecialty cardiothoracic radiologist. The reviewer sees the original passage and one rewritten passage side by side.</w:t>
       </w:r>
     </w:p>
     <w:p>
       <w:pPr>
-        <w:pStyle w:val="Heading2"/>
+        <w:spacing w:before="240" w:after="100"/>
+        <w:keepNext w:val="true"/>
+        <w:keepLines w:val="true"/>
+        <w:pBdr>
+          <w:left w:val="single" w:sz="22" w:space="8" w:color="1F4E79"/>
+        </w:pBdr>
       </w:pPr>
       <w:r>
         <w:rPr>
+          <w:b/>
           <w:color w:val="1F4E79"/>
+          <w:sz w:val="25"/>
         </w:rPr>
         <w:t>Scoring instructions</w:t>
       </w:r>
@@ -82,7 +97,6 @@
     <w:p>
       <w:r>
         <w:rPr>
-          <w:b w:val="0"/>
           <w:i w:val="0"/>
         </w:rPr>
         <w:t>The reviewer is blinded to which chatbot produced each rewrite; rewrites are stripped of any model identifier and presented in shuffled order. For each rewrite the reviewer scores the five items below. Every item uses a 1 to 5 scale on which 5 is best. Scores are recorded in the master data file (Attachment G) as expert_accuracy, expert_completeness, expert_added, expert_safety, and expert_overall.</w:t>
@@ -91,53 +105,53 @@
     <w:tbl>
       <w:tblPr>
         <w:tblW w:type="auto" w:w="0"/>
+        <w:tblLayout w:type="fixed"/>
         <w:tblLook w:firstColumn="1" w:firstRow="1" w:lastColumn="0" w:lastRow="0" w:noHBand="0" w:noVBand="1" w:val="04A0"/>
+        <w:tblLayout w:type="fixed"/>
         <w:tblBorders>
-          <w:top w:val="single" w:sz="4" w:space="0" w:color="B7C4D4"/>
-          <w:left w:val="single" w:sz="4" w:space="0" w:color="B7C4D4"/>
-          <w:bottom w:val="single" w:sz="4" w:space="0" w:color="B7C4D4"/>
-          <w:right w:val="single" w:sz="4" w:space="0" w:color="B7C4D4"/>
-          <w:insideH w:val="single" w:sz="4" w:space="0" w:color="B7C4D4"/>
-          <w:insideV w:val="single" w:sz="4" w:space="0" w:color="B7C4D4"/>
+          <w:top w:val="single" w:sz="4" w:space="0" w:color="C3D0E0"/>
+          <w:left w:val="single" w:sz="4" w:space="0" w:color="C3D0E0"/>
+          <w:bottom w:val="single" w:sz="4" w:space="0" w:color="C3D0E0"/>
+          <w:right w:val="single" w:sz="4" w:space="0" w:color="C3D0E0"/>
+          <w:insideH w:val="single" w:sz="4" w:space="0" w:color="C3D0E0"/>
+          <w:insideV w:val="single" w:sz="4" w:space="0" w:color="C3D0E0"/>
         </w:tblBorders>
         <w:tblCellMar>
-          <w:top w:w="60" w:type="dxa"/>
-          <w:bottom w:w="60" w:type="dxa"/>
-          <w:left w:w="108" w:type="dxa"/>
-          <w:right w:w="108" w:type="dxa"/>
+          <w:top w:w="80" w:type="dxa"/>
+          <w:bottom w:w="80" w:type="dxa"/>
+          <w:left w:w="120" w:type="dxa"/>
+          <w:right w:w="120" w:type="dxa"/>
         </w:tblCellMar>
-        <w:tblW w:w="5000" w:type="pct"/>
       </w:tblPr>
       <w:tblGrid>
-        <w:gridCol w:w="1872"/>
-        <w:gridCol w:w="1872"/>
-        <w:gridCol w:w="1872"/>
-        <w:gridCol w:w="1872"/>
-        <w:gridCol w:w="1872"/>
+        <w:gridCol w:w="2477"/>
+        <w:gridCol w:w="2045"/>
+        <w:gridCol w:w="1613"/>
+        <w:gridCol w:w="1613"/>
+        <w:gridCol w:w="1613"/>
       </w:tblGrid>
       <w:tr>
         <w:trPr>
           <w:tblHeader w:val="true"/>
+          <w:cantSplit w:val="true"/>
         </w:trPr>
         <w:tc>
           <w:tcPr>
-            <w:tcW w:type="dxa" w:w="1872"/>
+            <w:tcW w:type="dxa" w:w="2477"/>
+            <w:vAlign w:val="center"/>
             <w:shd w:val="clear" w:color="auto" w:fill="1F4E79"/>
-            <w:vAlign w:val="center"/>
           </w:tcPr>
           <w:p>
+            <w:pPr>
+              <w:spacing w:before="20" w:after="20"/>
+              <w:keepNext w:val="true"/>
+            </w:pPr>
+            <w:r/>
             <w:r>
               <w:rPr>
                 <w:b/>
                 <w:color w:val="FFFFFF"/>
-                <w:sz w:val="21"/>
-              </w:rPr>
-            </w:r>
-            <w:r>
-              <w:rPr>
-                <w:b/>
-                <w:color w:val="FFFFFF"/>
-                <w:sz w:val="21"/>
+                <w:sz w:val="20"/>
               </w:rPr>
               <w:t>Item (data field)</w:t>
             </w:r>
@@ -145,23 +159,21 @@
         </w:tc>
         <w:tc>
           <w:tcPr>
-            <w:tcW w:type="dxa" w:w="1872"/>
+            <w:tcW w:type="dxa" w:w="2045"/>
+            <w:vAlign w:val="center"/>
             <w:shd w:val="clear" w:color="auto" w:fill="1F4E79"/>
-            <w:vAlign w:val="center"/>
           </w:tcPr>
           <w:p>
+            <w:pPr>
+              <w:spacing w:before="20" w:after="20"/>
+              <w:keepNext w:val="true"/>
+            </w:pPr>
+            <w:r/>
             <w:r>
               <w:rPr>
                 <w:b/>
                 <w:color w:val="FFFFFF"/>
-                <w:sz w:val="21"/>
-              </w:rPr>
-            </w:r>
-            <w:r>
-              <w:rPr>
-                <w:b/>
-                <w:color w:val="FFFFFF"/>
-                <w:sz w:val="21"/>
+                <w:sz w:val="20"/>
               </w:rPr>
               <w:t>What it measures</w:t>
             </w:r>
@@ -169,73 +181,67 @@
         </w:tc>
         <w:tc>
           <w:tcPr>
-            <w:tcW w:type="dxa" w:w="1872"/>
+            <w:tcW w:type="dxa" w:w="1613"/>
+            <w:vAlign w:val="center"/>
             <w:shd w:val="clear" w:color="auto" w:fill="1F4E79"/>
-            <w:vAlign w:val="center"/>
           </w:tcPr>
           <w:p>
+            <w:pPr>
+              <w:spacing w:before="20" w:after="20"/>
+              <w:keepNext w:val="true"/>
+            </w:pPr>
+            <w:r/>
             <w:r>
               <w:rPr>
                 <w:b/>
                 <w:color w:val="FFFFFF"/>
-                <w:sz w:val="21"/>
+                <w:sz w:val="20"/>
               </w:rPr>
-            </w:r>
-            <w:r>
-              <w:rPr>
-                <w:b/>
-                <w:color w:val="FFFFFF"/>
-                <w:sz w:val="21"/>
-              </w:rPr>
-              <w:t>Score 1 (worst)</w:t>
+              <w:t>Score 1 — worst</w:t>
             </w:r>
           </w:p>
         </w:tc>
         <w:tc>
           <w:tcPr>
-            <w:tcW w:type="dxa" w:w="1872"/>
+            <w:tcW w:type="dxa" w:w="1613"/>
+            <w:vAlign w:val="center"/>
             <w:shd w:val="clear" w:color="auto" w:fill="1F4E79"/>
-            <w:vAlign w:val="center"/>
           </w:tcPr>
           <w:p>
+            <w:pPr>
+              <w:spacing w:before="20" w:after="20"/>
+              <w:keepNext w:val="true"/>
+            </w:pPr>
+            <w:r/>
             <w:r>
               <w:rPr>
                 <w:b/>
                 <w:color w:val="FFFFFF"/>
-                <w:sz w:val="21"/>
+                <w:sz w:val="20"/>
               </w:rPr>
-            </w:r>
-            <w:r>
-              <w:rPr>
-                <w:b/>
-                <w:color w:val="FFFFFF"/>
-                <w:sz w:val="21"/>
-              </w:rPr>
-              <w:t>Score 3 (middle)</w:t>
+              <w:t>Score 3 — middle</w:t>
             </w:r>
           </w:p>
         </w:tc>
         <w:tc>
           <w:tcPr>
-            <w:tcW w:type="dxa" w:w="1872"/>
+            <w:tcW w:type="dxa" w:w="1613"/>
+            <w:vAlign w:val="center"/>
             <w:shd w:val="clear" w:color="auto" w:fill="1F4E79"/>
-            <w:vAlign w:val="center"/>
           </w:tcPr>
           <w:p>
+            <w:pPr>
+              <w:spacing w:before="20" w:after="20"/>
+              <w:keepNext w:val="true"/>
+            </w:pPr>
+            <w:r/>
             <w:r>
               <w:rPr>
                 <w:b/>
                 <w:color w:val="FFFFFF"/>
-                <w:sz w:val="21"/>
+                <w:sz w:val="20"/>
               </w:rPr>
-            </w:r>
-            <w:r>
-              <w:rPr>
-                <w:b/>
-                <w:color w:val="FFFFFF"/>
-                <w:sz w:val="21"/>
-              </w:rPr>
-              <w:t>Score 5 (best)</w:t>
+              <w:t>Score 5 — best</w:t>
             </w:r>
           </w:p>
         </w:tc>
@@ -243,64 +249,108 @@
       <w:tr>
         <w:tc>
           <w:tcPr>
-            <w:tcW w:type="dxa" w:w="1872"/>
+            <w:tcW w:type="dxa" w:w="2477"/>
             <w:vAlign w:val="center"/>
           </w:tcPr>
           <w:p>
+            <w:pPr>
+              <w:spacing w:before="40" w:after="40" w:line="252" w:lineRule="auto"/>
+              <w:keepNext w:val="true"/>
+            </w:pPr>
+            <w:r/>
             <w:r>
               <w:rPr>
                 <w:b/>
+                <w:color w:val="1F4E79"/>
+                <w:sz w:val="20"/>
               </w:rPr>
+              <w:t>Accuracy</w:t>
             </w:r>
             <w:r>
-              <w:t>Accuracy (expert_accuracy)</w:t>
+              <w:br/>
+            </w:r>
+            <w:r>
+              <w:rPr>
+                <w:rFonts w:ascii="Consolas" w:hAnsi="Consolas"/>
+                <w:color w:val="5A636E"/>
+                <w:sz w:val="16"/>
+              </w:rPr>
+              <w:t>expert_accuracy</w:t>
             </w:r>
           </w:p>
         </w:tc>
         <w:tc>
           <w:tcPr>
-            <w:tcW w:type="dxa" w:w="1872"/>
+            <w:tcW w:type="dxa" w:w="2045"/>
             <w:vAlign w:val="center"/>
           </w:tcPr>
           <w:p>
+            <w:pPr>
+              <w:spacing w:before="40" w:after="40" w:line="252" w:lineRule="auto"/>
+              <w:keepNext w:val="true"/>
+            </w:pPr>
             <w:r/>
             <w:r>
+              <w:rPr>
+                <w:sz w:val="20"/>
+              </w:rPr>
               <w:t>Factual correctness of the rewrite compared with the original passage.</w:t>
             </w:r>
           </w:p>
         </w:tc>
         <w:tc>
           <w:tcPr>
-            <w:tcW w:type="dxa" w:w="1872"/>
+            <w:tcW w:type="dxa" w:w="1613"/>
             <w:vAlign w:val="center"/>
           </w:tcPr>
           <w:p>
+            <w:pPr>
+              <w:spacing w:before="40" w:after="40" w:line="252" w:lineRule="auto"/>
+              <w:keepNext w:val="true"/>
+            </w:pPr>
             <w:r/>
             <w:r>
+              <w:rPr>
+                <w:sz w:val="20"/>
+              </w:rPr>
               <w:t>Contains one or more serious factual errors.</w:t>
             </w:r>
           </w:p>
         </w:tc>
         <w:tc>
           <w:tcPr>
-            <w:tcW w:type="dxa" w:w="1872"/>
+            <w:tcW w:type="dxa" w:w="1613"/>
             <w:vAlign w:val="center"/>
           </w:tcPr>
           <w:p>
+            <w:pPr>
+              <w:spacing w:before="40" w:after="40" w:line="252" w:lineRule="auto"/>
+              <w:keepNext w:val="true"/>
+            </w:pPr>
             <w:r/>
             <w:r>
+              <w:rPr>
+                <w:sz w:val="20"/>
+              </w:rPr>
               <w:t>A minor inaccuracy that would be unlikely to harm a patient.</w:t>
             </w:r>
           </w:p>
         </w:tc>
         <w:tc>
           <w:tcPr>
-            <w:tcW w:type="dxa" w:w="1872"/>
+            <w:tcW w:type="dxa" w:w="1613"/>
             <w:vAlign w:val="center"/>
           </w:tcPr>
           <w:p>
+            <w:pPr>
+              <w:spacing w:before="40" w:after="40" w:line="252" w:lineRule="auto"/>
+              <w:keepNext w:val="true"/>
+            </w:pPr>
             <w:r/>
             <w:r>
+              <w:rPr>
+                <w:sz w:val="20"/>
+              </w:rPr>
               <w:t>Fully accurate; no factual errors.</w:t>
             </w:r>
           </w:p>
@@ -309,69 +359,113 @@
       <w:tr>
         <w:tc>
           <w:tcPr>
-            <w:tcW w:type="dxa" w:w="1872"/>
-            <w:shd w:val="clear" w:color="auto" w:fill="EAF1F8"/>
+            <w:tcW w:type="dxa" w:w="2477"/>
+            <w:shd w:val="clear" w:color="auto" w:fill="EEF3F9"/>
             <w:vAlign w:val="center"/>
           </w:tcPr>
           <w:p>
+            <w:pPr>
+              <w:spacing w:before="40" w:after="40" w:line="252" w:lineRule="auto"/>
+              <w:keepNext w:val="true"/>
+            </w:pPr>
+            <w:r/>
             <w:r>
               <w:rPr>
                 <w:b/>
+                <w:color w:val="1F4E79"/>
+                <w:sz w:val="20"/>
               </w:rPr>
+              <w:t>Completeness</w:t>
             </w:r>
             <w:r>
-              <w:t>Completeness (expert_completeness)</w:t>
+              <w:br/>
+            </w:r>
+            <w:r>
+              <w:rPr>
+                <w:rFonts w:ascii="Consolas" w:hAnsi="Consolas"/>
+                <w:color w:val="5A636E"/>
+                <w:sz w:val="16"/>
+              </w:rPr>
+              <w:t>expert_completeness</w:t>
             </w:r>
           </w:p>
         </w:tc>
         <w:tc>
           <w:tcPr>
-            <w:tcW w:type="dxa" w:w="1872"/>
-            <w:shd w:val="clear" w:color="auto" w:fill="EAF1F8"/>
+            <w:tcW w:type="dxa" w:w="2045"/>
+            <w:shd w:val="clear" w:color="auto" w:fill="EEF3F9"/>
             <w:vAlign w:val="center"/>
           </w:tcPr>
           <w:p>
+            <w:pPr>
+              <w:spacing w:before="40" w:after="40" w:line="252" w:lineRule="auto"/>
+              <w:keepNext w:val="true"/>
+            </w:pPr>
             <w:r/>
             <w:r>
+              <w:rPr>
+                <w:sz w:val="20"/>
+              </w:rPr>
               <w:t>Whether important information from the original is retained.</w:t>
             </w:r>
           </w:p>
         </w:tc>
         <w:tc>
           <w:tcPr>
-            <w:tcW w:type="dxa" w:w="1872"/>
-            <w:shd w:val="clear" w:color="auto" w:fill="EAF1F8"/>
+            <w:tcW w:type="dxa" w:w="1613"/>
+            <w:shd w:val="clear" w:color="auto" w:fill="EEF3F9"/>
             <w:vAlign w:val="center"/>
           </w:tcPr>
           <w:p>
+            <w:pPr>
+              <w:spacing w:before="40" w:after="40" w:line="252" w:lineRule="auto"/>
+              <w:keepNext w:val="true"/>
+            </w:pPr>
             <w:r/>
             <w:r>
+              <w:rPr>
+                <w:sz w:val="20"/>
+              </w:rPr>
               <w:t>Important information is missing.</w:t>
             </w:r>
           </w:p>
         </w:tc>
         <w:tc>
           <w:tcPr>
-            <w:tcW w:type="dxa" w:w="1872"/>
-            <w:shd w:val="clear" w:color="auto" w:fill="EAF1F8"/>
+            <w:tcW w:type="dxa" w:w="1613"/>
+            <w:shd w:val="clear" w:color="auto" w:fill="EEF3F9"/>
             <w:vAlign w:val="center"/>
           </w:tcPr>
           <w:p>
+            <w:pPr>
+              <w:spacing w:before="40" w:after="40" w:line="252" w:lineRule="auto"/>
+              <w:keepNext w:val="true"/>
+            </w:pPr>
             <w:r/>
             <w:r>
+              <w:rPr>
+                <w:sz w:val="20"/>
+              </w:rPr>
               <w:t>Some non-essential detail is lost, but the key points are retained.</w:t>
             </w:r>
           </w:p>
         </w:tc>
         <w:tc>
           <w:tcPr>
-            <w:tcW w:type="dxa" w:w="1872"/>
-            <w:shd w:val="clear" w:color="auto" w:fill="EAF1F8"/>
+            <w:tcW w:type="dxa" w:w="1613"/>
+            <w:shd w:val="clear" w:color="auto" w:fill="EEF3F9"/>
             <w:vAlign w:val="center"/>
           </w:tcPr>
           <w:p>
+            <w:pPr>
+              <w:spacing w:before="40" w:after="40" w:line="252" w:lineRule="auto"/>
+              <w:keepNext w:val="true"/>
+            </w:pPr>
             <w:r/>
             <w:r>
+              <w:rPr>
+                <w:sz w:val="20"/>
+              </w:rPr>
               <w:t>All important information is retained.</w:t>
             </w:r>
           </w:p>
@@ -380,64 +474,108 @@
       <w:tr>
         <w:tc>
           <w:tcPr>
-            <w:tcW w:type="dxa" w:w="1872"/>
+            <w:tcW w:type="dxa" w:w="2477"/>
             <w:vAlign w:val="center"/>
           </w:tcPr>
           <w:p>
+            <w:pPr>
+              <w:spacing w:before="40" w:after="40" w:line="252" w:lineRule="auto"/>
+              <w:keepNext w:val="true"/>
+            </w:pPr>
+            <w:r/>
             <w:r>
               <w:rPr>
                 <w:b/>
+                <w:color w:val="1F4E79"/>
+                <w:sz w:val="20"/>
               </w:rPr>
+              <w:t>Added or unsupported content</w:t>
             </w:r>
             <w:r>
-              <w:t>Added or unsupported content (expert_added)</w:t>
+              <w:br/>
+            </w:r>
+            <w:r>
+              <w:rPr>
+                <w:rFonts w:ascii="Consolas" w:hAnsi="Consolas"/>
+                <w:color w:val="5A636E"/>
+                <w:sz w:val="16"/>
+              </w:rPr>
+              <w:t>expert_added</w:t>
             </w:r>
           </w:p>
         </w:tc>
         <w:tc>
           <w:tcPr>
-            <w:tcW w:type="dxa" w:w="1872"/>
+            <w:tcW w:type="dxa" w:w="2045"/>
             <w:vAlign w:val="center"/>
           </w:tcPr>
           <w:p>
+            <w:pPr>
+              <w:spacing w:before="40" w:after="40" w:line="252" w:lineRule="auto"/>
+              <w:keepNext w:val="true"/>
+            </w:pPr>
             <w:r/>
             <w:r>
+              <w:rPr>
+                <w:sz w:val="20"/>
+              </w:rPr>
               <w:t>Whether the rewrite introduces claims not supported by the original.</w:t>
             </w:r>
           </w:p>
         </w:tc>
         <w:tc>
           <w:tcPr>
-            <w:tcW w:type="dxa" w:w="1872"/>
+            <w:tcW w:type="dxa" w:w="1613"/>
             <w:vAlign w:val="center"/>
           </w:tcPr>
           <w:p>
+            <w:pPr>
+              <w:spacing w:before="40" w:after="40" w:line="252" w:lineRule="auto"/>
+              <w:keepNext w:val="true"/>
+            </w:pPr>
             <w:r/>
             <w:r>
+              <w:rPr>
+                <w:sz w:val="20"/>
+              </w:rPr>
               <w:t>Adds one or more unsupported or invented medical claims.</w:t>
             </w:r>
           </w:p>
         </w:tc>
         <w:tc>
           <w:tcPr>
-            <w:tcW w:type="dxa" w:w="1872"/>
+            <w:tcW w:type="dxa" w:w="1613"/>
             <w:vAlign w:val="center"/>
           </w:tcPr>
           <w:p>
+            <w:pPr>
+              <w:spacing w:before="40" w:after="40" w:line="252" w:lineRule="auto"/>
+              <w:keepNext w:val="true"/>
+            </w:pPr>
             <w:r/>
             <w:r>
+              <w:rPr>
+                <w:sz w:val="20"/>
+              </w:rPr>
               <w:t>Adds minor wording not in the original, but nothing misleading.</w:t>
             </w:r>
           </w:p>
         </w:tc>
         <w:tc>
           <w:tcPr>
-            <w:tcW w:type="dxa" w:w="1872"/>
+            <w:tcW w:type="dxa" w:w="1613"/>
             <w:vAlign w:val="center"/>
           </w:tcPr>
           <w:p>
+            <w:pPr>
+              <w:spacing w:before="40" w:after="40" w:line="252" w:lineRule="auto"/>
+              <w:keepNext w:val="true"/>
+            </w:pPr>
             <w:r/>
             <w:r>
+              <w:rPr>
+                <w:sz w:val="20"/>
+              </w:rPr>
               <w:t>Adds nothing that is not supported by the original.</w:t>
             </w:r>
           </w:p>
@@ -446,69 +584,113 @@
       <w:tr>
         <w:tc>
           <w:tcPr>
-            <w:tcW w:type="dxa" w:w="1872"/>
-            <w:shd w:val="clear" w:color="auto" w:fill="EAF1F8"/>
+            <w:tcW w:type="dxa" w:w="2477"/>
+            <w:shd w:val="clear" w:color="auto" w:fill="EEF3F9"/>
             <w:vAlign w:val="center"/>
           </w:tcPr>
           <w:p>
+            <w:pPr>
+              <w:spacing w:before="40" w:after="40" w:line="252" w:lineRule="auto"/>
+              <w:keepNext w:val="true"/>
+            </w:pPr>
+            <w:r/>
             <w:r>
               <w:rPr>
                 <w:b/>
+                <w:color w:val="1F4E79"/>
+                <w:sz w:val="20"/>
               </w:rPr>
+              <w:t>Safety and preparation information</w:t>
             </w:r>
             <w:r>
-              <w:t>Safety and preparation information (expert_safety)</w:t>
+              <w:br/>
+            </w:r>
+            <w:r>
+              <w:rPr>
+                <w:rFonts w:ascii="Consolas" w:hAnsi="Consolas"/>
+                <w:color w:val="5A636E"/>
+                <w:sz w:val="16"/>
+              </w:rPr>
+              <w:t>expert_safety</w:t>
             </w:r>
           </w:p>
         </w:tc>
         <w:tc>
           <w:tcPr>
-            <w:tcW w:type="dxa" w:w="1872"/>
-            <w:shd w:val="clear" w:color="auto" w:fill="EAF1F8"/>
+            <w:tcW w:type="dxa" w:w="2045"/>
+            <w:shd w:val="clear" w:color="auto" w:fill="EEF3F9"/>
             <w:vAlign w:val="center"/>
           </w:tcPr>
           <w:p>
+            <w:pPr>
+              <w:spacing w:before="40" w:after="40" w:line="252" w:lineRule="auto"/>
+              <w:keepNext w:val="true"/>
+            </w:pPr>
             <w:r/>
             <w:r>
+              <w:rPr>
+                <w:sz w:val="20"/>
+              </w:rPr>
               <w:t>Whether safety, risk, and preparation instructions are preserved and correct.</w:t>
             </w:r>
           </w:p>
         </w:tc>
         <w:tc>
           <w:tcPr>
-            <w:tcW w:type="dxa" w:w="1872"/>
-            <w:shd w:val="clear" w:color="auto" w:fill="EAF1F8"/>
+            <w:tcW w:type="dxa" w:w="1613"/>
+            <w:shd w:val="clear" w:color="auto" w:fill="EEF3F9"/>
             <w:vAlign w:val="center"/>
           </w:tcPr>
           <w:p>
+            <w:pPr>
+              <w:spacing w:before="40" w:after="40" w:line="252" w:lineRule="auto"/>
+              <w:keepNext w:val="true"/>
+            </w:pPr>
             <w:r/>
             <w:r>
+              <w:rPr>
+                <w:sz w:val="20"/>
+              </w:rPr>
               <w:t>A safety or preparation instruction is lost, made wrong, or made unsafe.</w:t>
             </w:r>
           </w:p>
         </w:tc>
         <w:tc>
           <w:tcPr>
-            <w:tcW w:type="dxa" w:w="1872"/>
-            <w:shd w:val="clear" w:color="auto" w:fill="EAF1F8"/>
+            <w:tcW w:type="dxa" w:w="1613"/>
+            <w:shd w:val="clear" w:color="auto" w:fill="EEF3F9"/>
             <w:vAlign w:val="center"/>
           </w:tcPr>
           <w:p>
+            <w:pPr>
+              <w:spacing w:before="40" w:after="40" w:line="252" w:lineRule="auto"/>
+              <w:keepNext w:val="true"/>
+            </w:pPr>
             <w:r/>
             <w:r>
+              <w:rPr>
+                <w:sz w:val="20"/>
+              </w:rPr>
               <w:t>Safety information is present but less clear than in the original.</w:t>
             </w:r>
           </w:p>
         </w:tc>
         <w:tc>
           <w:tcPr>
-            <w:tcW w:type="dxa" w:w="1872"/>
-            <w:shd w:val="clear" w:color="auto" w:fill="EAF1F8"/>
+            <w:tcW w:type="dxa" w:w="1613"/>
+            <w:shd w:val="clear" w:color="auto" w:fill="EEF3F9"/>
             <w:vAlign w:val="center"/>
           </w:tcPr>
           <w:p>
+            <w:pPr>
+              <w:spacing w:before="40" w:after="40" w:line="252" w:lineRule="auto"/>
+              <w:keepNext w:val="true"/>
+            </w:pPr>
             <w:r/>
             <w:r>
+              <w:rPr>
+                <w:sz w:val="20"/>
+              </w:rPr>
               <w:t>All safety and preparation information is preserved and correct.</w:t>
             </w:r>
           </w:p>
@@ -517,64 +699,103 @@
       <w:tr>
         <w:tc>
           <w:tcPr>
-            <w:tcW w:type="dxa" w:w="1872"/>
+            <w:tcW w:type="dxa" w:w="2477"/>
             <w:vAlign w:val="center"/>
           </w:tcPr>
           <w:p>
+            <w:pPr>
+              <w:spacing w:before="40" w:after="40" w:line="252" w:lineRule="auto"/>
+            </w:pPr>
+            <w:r/>
             <w:r>
               <w:rPr>
                 <w:b/>
+                <w:color w:val="1F4E79"/>
+                <w:sz w:val="20"/>
               </w:rPr>
+              <w:t>Overall suitability</w:t>
             </w:r>
             <w:r>
-              <w:t>Overall suitability (expert_overall)</w:t>
+              <w:br/>
+            </w:r>
+            <w:r>
+              <w:rPr>
+                <w:rFonts w:ascii="Consolas" w:hAnsi="Consolas"/>
+                <w:color w:val="5A636E"/>
+                <w:sz w:val="16"/>
+              </w:rPr>
+              <w:t>expert_overall</w:t>
             </w:r>
           </w:p>
         </w:tc>
         <w:tc>
           <w:tcPr>
-            <w:tcW w:type="dxa" w:w="1872"/>
+            <w:tcW w:type="dxa" w:w="2045"/>
             <w:vAlign w:val="center"/>
           </w:tcPr>
           <w:p>
+            <w:pPr>
+              <w:spacing w:before="40" w:after="40" w:line="252" w:lineRule="auto"/>
+            </w:pPr>
             <w:r/>
             <w:r>
+              <w:rPr>
+                <w:sz w:val="20"/>
+              </w:rPr>
               <w:t>Whether the rewrite could be given to a patient as written.</w:t>
             </w:r>
           </w:p>
         </w:tc>
         <w:tc>
           <w:tcPr>
-            <w:tcW w:type="dxa" w:w="1872"/>
+            <w:tcW w:type="dxa" w:w="1613"/>
             <w:vAlign w:val="center"/>
           </w:tcPr>
           <w:p>
+            <w:pPr>
+              <w:spacing w:before="40" w:after="40" w:line="252" w:lineRule="auto"/>
+            </w:pPr>
             <w:r/>
             <w:r>
+              <w:rPr>
+                <w:sz w:val="20"/>
+              </w:rPr>
               <w:t>Not suitable; could mislead a patient.</w:t>
             </w:r>
           </w:p>
         </w:tc>
         <w:tc>
           <w:tcPr>
-            <w:tcW w:type="dxa" w:w="1872"/>
+            <w:tcW w:type="dxa" w:w="1613"/>
             <w:vAlign w:val="center"/>
           </w:tcPr>
           <w:p>
+            <w:pPr>
+              <w:spacing w:before="40" w:after="40" w:line="252" w:lineRule="auto"/>
+            </w:pPr>
             <w:r/>
             <w:r>
+              <w:rPr>
+                <w:sz w:val="20"/>
+              </w:rPr>
               <w:t>Usable only after minor edits.</w:t>
             </w:r>
           </w:p>
         </w:tc>
         <w:tc>
           <w:tcPr>
-            <w:tcW w:type="dxa" w:w="1872"/>
+            <w:tcW w:type="dxa" w:w="1613"/>
             <w:vAlign w:val="center"/>
           </w:tcPr>
           <w:p>
+            <w:pPr>
+              <w:spacing w:before="40" w:after="40" w:line="252" w:lineRule="auto"/>
+            </w:pPr>
             <w:r/>
             <w:r>
+              <w:rPr>
+                <w:sz w:val="20"/>
+              </w:rPr>
               <w:t>Suitable to give to a patient as written.</w:t>
             </w:r>
           </w:p>
@@ -584,7 +805,6 @@
     <w:p>
       <w:r>
         <w:rPr>
-          <w:b w:val="0"/>
           <w:i w:val="0"/>
         </w:rPr>
         <w:t>Direction of scoring. For every item a higher score is better, including expert_added, where a score of 5 means no unsupported content was added. If a downstream analysis instead reports added content as a count on which a higher number is worse, expert_added is reverse-scored for that analysis and the direction is stated explicitly in the analysis code.</w:t>
@@ -592,11 +812,18 @@
     </w:p>
     <w:p>
       <w:pPr>
-        <w:pStyle w:val="Heading2"/>
+        <w:spacing w:before="240" w:after="100"/>
+        <w:keepNext w:val="true"/>
+        <w:keepLines w:val="true"/>
+        <w:pBdr>
+          <w:left w:val="single" w:sz="22" w:space="8" w:color="1F4E79"/>
+        </w:pBdr>
       </w:pPr>
       <w:r>
         <w:rPr>
+          <w:b/>
           <w:color w:val="1F4E79"/>
+          <w:sz w:val="25"/>
         </w:rPr>
         <w:t>Free-text field</w:t>
       </w:r>
@@ -604,7 +831,6 @@
     <w:p>
       <w:r>
         <w:rPr>
-          <w:b w:val="0"/>
           <w:i w:val="0"/>
         </w:rPr>
         <w:t>List any specific factual error, omission, or added claim, quoting the sentence at issue. This list becomes a results table in the manuscript.</w:t>
@@ -612,11 +838,18 @@
     </w:p>
     <w:p>
       <w:pPr>
-        <w:pStyle w:val="Heading2"/>
+        <w:spacing w:before="240" w:after="100"/>
+        <w:keepNext w:val="true"/>
+        <w:keepLines w:val="true"/>
+        <w:pBdr>
+          <w:left w:val="single" w:sz="22" w:space="8" w:color="1F4E79"/>
+        </w:pBdr>
       </w:pPr>
       <w:r>
         <w:rPr>
+          <w:b/>
           <w:color w:val="1F4E79"/>
+          <w:sz w:val="25"/>
         </w:rPr>
         <w:t>Second reader</w:t>
       </w:r>
@@ -624,20 +857,143 @@
     <w:p>
       <w:r>
         <w:rPr>
-          <w:b w:val="0"/>
           <w:i w:val="0"/>
         </w:rPr>
         <w:t>If a second subspecialty reader is available, a subset of at least 20 percent of rewrites will be double-scored and agreement reported.</w:t>
       </w:r>
     </w:p>
     <w:sectPr>
+      <w:headerReference w:type="default" r:id="rId9"/>
+      <w:footerReference w:type="default" r:id="rId10"/>
+      <w:footerReference w:type="first" r:id="rId11"/>
       <w:pgSz w:w="12240" w:h="15840"/>
-      <w:pgMar w:top="1296" w:right="1440" w:bottom="1296" w:left="1440" w:header="720" w:footer="720" w:gutter="0"/>
+      <w:pgMar w:top="1224" w:right="1440" w:bottom="1152" w:left="1440" w:header="720" w:footer="720" w:gutter="0"/>
       <w:cols w:space="720"/>
+      <w:titlePg/>
       <w:docGrid w:linePitch="360"/>
     </w:sectPr>
   </w:body>
 </w:document>
+</file>
+
+<file path=word/footer1.xml><?xml version="1.0" encoding="utf-8"?>
+<w:ftr xmlns:m="http://schemas.openxmlformats.org/officeDocument/2006/math" xmlns:mc="http://schemas.openxmlformats.org/markup-compatibility/2006" xmlns:mo="http://schemas.microsoft.com/office/mac/office/2008/main" xmlns:mv="urn:schemas-microsoft-com:mac:vml" xmlns:o="urn:schemas-microsoft-com:office:office" xmlns:r="http://schemas.openxmlformats.org/officeDocument/2006/relationships" xmlns:v="urn:schemas-microsoft-com:vml" xmlns:w10="urn:schemas-microsoft-com:office:word" xmlns:w14="http://schemas.microsoft.com/office/word/2010/wordml" xmlns:w="http://schemas.openxmlformats.org/wordprocessingml/2006/main" xmlns:wne="http://schemas.microsoft.com/office/word/2006/wordml" xmlns:wp14="http://schemas.microsoft.com/office/word/2010/wordprocessingDrawing" xmlns:wp="http://schemas.openxmlformats.org/drawingml/2006/wordprocessingDrawing" xmlns:wpc="http://schemas.microsoft.com/office/word/2010/wordprocessingCanvas" xmlns:wpg="http://schemas.microsoft.com/office/word/2010/wordprocessingGroup" xmlns:wpi="http://schemas.microsoft.com/office/word/2010/wordprocessingInk" xmlns:wps="http://schemas.microsoft.com/office/word/2010/wordprocessingShape" mc:Ignorable="w14 wp14">
+  <w:p>
+    <w:pPr>
+      <w:pStyle w:val="Footer"/>
+      <w:jc w:val="center"/>
+      <w:pBdr>
+        <w:top w:val="single" w:sz="4" w:space="6" w:color="C3D0E0"/>
+      </w:pBdr>
+    </w:pPr>
+    <w:r/>
+    <w:r>
+      <w:rPr>
+        <w:color w:val="8A939E"/>
+        <w:sz w:val="16"/>
+      </w:rPr>
+      <w:t xml:space="preserve">Confidential — prepared for IRB review   ·   IRB 26-008664   ·   Page </w:t>
+    </w:r>
+    <w:r>
+      <w:rPr>
+        <w:b w:val="0"/>
+        <w:color w:val="8A939E"/>
+        <w:sz w:val="16"/>
+      </w:rPr>
+      <w:fldChar w:fldCharType="begin"/>
+      <w:instrText xml:space="preserve">PAGE</w:instrText>
+      <w:fldChar w:fldCharType="end"/>
+    </w:r>
+    <w:r>
+      <w:rPr>
+        <w:color w:val="8A939E"/>
+        <w:sz w:val="16"/>
+      </w:rPr>
+      <w:t xml:space="preserve"> of </w:t>
+    </w:r>
+    <w:r>
+      <w:rPr>
+        <w:b w:val="0"/>
+        <w:color w:val="8A939E"/>
+        <w:sz w:val="16"/>
+      </w:rPr>
+      <w:fldChar w:fldCharType="begin"/>
+      <w:instrText xml:space="preserve">NUMPAGES</w:instrText>
+      <w:fldChar w:fldCharType="end"/>
+    </w:r>
+  </w:p>
+</w:ftr>
+</file>
+
+<file path=word/footer2.xml><?xml version="1.0" encoding="utf-8"?>
+<w:ftr xmlns:m="http://schemas.openxmlformats.org/officeDocument/2006/math" xmlns:mc="http://schemas.openxmlformats.org/markup-compatibility/2006" xmlns:mo="http://schemas.microsoft.com/office/mac/office/2008/main" xmlns:mv="urn:schemas-microsoft-com:mac:vml" xmlns:o="urn:schemas-microsoft-com:office:office" xmlns:r="http://schemas.openxmlformats.org/officeDocument/2006/relationships" xmlns:v="urn:schemas-microsoft-com:vml" xmlns:w10="urn:schemas-microsoft-com:office:word" xmlns:w14="http://schemas.microsoft.com/office/word/2010/wordml" xmlns:w="http://schemas.openxmlformats.org/wordprocessingml/2006/main" xmlns:wne="http://schemas.microsoft.com/office/word/2006/wordml" xmlns:wp14="http://schemas.microsoft.com/office/word/2010/wordprocessingDrawing" xmlns:wp="http://schemas.openxmlformats.org/drawingml/2006/wordprocessingDrawing" xmlns:wpc="http://schemas.microsoft.com/office/word/2010/wordprocessingCanvas" xmlns:wpg="http://schemas.microsoft.com/office/word/2010/wordprocessingGroup" xmlns:wpi="http://schemas.microsoft.com/office/word/2010/wordprocessingInk" xmlns:wps="http://schemas.microsoft.com/office/word/2010/wordprocessingShape" mc:Ignorable="w14 wp14">
+  <w:p>
+    <w:pPr>
+      <w:pStyle w:val="Footer"/>
+      <w:jc w:val="center"/>
+      <w:pBdr>
+        <w:top w:val="single" w:sz="4" w:space="6" w:color="C3D0E0"/>
+      </w:pBdr>
+    </w:pPr>
+    <w:r/>
+    <w:r>
+      <w:rPr>
+        <w:color w:val="8A939E"/>
+        <w:sz w:val="16"/>
+      </w:rPr>
+      <w:t xml:space="preserve">Confidential — prepared for IRB review   ·   IRB 26-008664   ·   Page </w:t>
+    </w:r>
+    <w:r>
+      <w:rPr>
+        <w:b w:val="0"/>
+        <w:color w:val="8A939E"/>
+        <w:sz w:val="16"/>
+      </w:rPr>
+      <w:fldChar w:fldCharType="begin"/>
+      <w:instrText xml:space="preserve">PAGE</w:instrText>
+      <w:fldChar w:fldCharType="end"/>
+    </w:r>
+    <w:r>
+      <w:rPr>
+        <w:color w:val="8A939E"/>
+        <w:sz w:val="16"/>
+      </w:rPr>
+      <w:t xml:space="preserve"> of </w:t>
+    </w:r>
+    <w:r>
+      <w:rPr>
+        <w:b w:val="0"/>
+        <w:color w:val="8A939E"/>
+        <w:sz w:val="16"/>
+      </w:rPr>
+      <w:fldChar w:fldCharType="begin"/>
+      <w:instrText xml:space="preserve">NUMPAGES</w:instrText>
+      <w:fldChar w:fldCharType="end"/>
+    </w:r>
+  </w:p>
+</w:ftr>
+</file>
+
+<file path=word/header1.xml><?xml version="1.0" encoding="utf-8"?>
+<w:hdr xmlns:m="http://schemas.openxmlformats.org/officeDocument/2006/math" xmlns:mc="http://schemas.openxmlformats.org/markup-compatibility/2006" xmlns:mo="http://schemas.microsoft.com/office/mac/office/2008/main" xmlns:mv="urn:schemas-microsoft-com:mac:vml" xmlns:o="urn:schemas-microsoft-com:office:office" xmlns:r="http://schemas.openxmlformats.org/officeDocument/2006/relationships" xmlns:v="urn:schemas-microsoft-com:vml" xmlns:w10="urn:schemas-microsoft-com:office:word" xmlns:w14="http://schemas.microsoft.com/office/word/2010/wordml" xmlns:w="http://schemas.openxmlformats.org/wordprocessingml/2006/main" xmlns:wne="http://schemas.microsoft.com/office/word/2006/wordml" xmlns:wp14="http://schemas.microsoft.com/office/word/2010/wordprocessingDrawing" xmlns:wp="http://schemas.openxmlformats.org/drawingml/2006/wordprocessingDrawing" xmlns:wpc="http://schemas.microsoft.com/office/word/2010/wordprocessingCanvas" xmlns:wpg="http://schemas.microsoft.com/office/word/2010/wordprocessingGroup" xmlns:wpi="http://schemas.microsoft.com/office/word/2010/wordprocessingInk" xmlns:wps="http://schemas.microsoft.com/office/word/2010/wordprocessingShape" mc:Ignorable="w14 wp14">
+  <w:p>
+    <w:pPr>
+      <w:pStyle w:val="Header"/>
+      <w:jc w:val="right"/>
+      <w:pBdr>
+        <w:bottom w:val="single" w:sz="4" w:space="4" w:color="C3D0E0"/>
+      </w:pBdr>
+    </w:pPr>
+    <w:r/>
+    <w:r>
+      <w:rPr>
+        <w:color w:val="8A939E"/>
+        <w:sz w:val="16"/>
+      </w:rPr>
+      <w:t>Attachment D   ·   Readability of Patient Education for Cardiac CT</w:t>
+    </w:r>
+  </w:p>
+</w:hdr>
 </file>
 
 <file path=word/numbering.xml><?xml version="1.0" encoding="utf-8"?>
@@ -1003,9 +1359,12 @@
     <w:name w:val="Normal"/>
     <w:qFormat/>
     <w:rsid w:val="00FC693F"/>
+    <w:pPr>
+      <w:spacing w:after="120" w:line="269" w:lineRule="auto"/>
+    </w:pPr>
     <w:rPr>
       <w:rFonts w:ascii="Calibri" w:hAnsi="Calibri"/>
-      <w:sz w:val="22"/>
+      <w:sz w:val="21"/>
     </w:rPr>
   </w:style>
   <w:style w:type="paragraph" w:styleId="Header">
